--- a/wwwroot/MauDKCOt/GIAY_DK_HINH.docx
+++ b/wwwroot/MauDKCOt/GIAY_DK_HINH.docx
@@ -1,6 +1,6 @@
 
 <file path=word/document.xml><?xml version="1.0" encoding="utf-8"?>
-<w:document xmlns:wpc="http://schemas.microsoft.com/office/word/2010/wordprocessingCanvas" xmlns:cx="http://schemas.microsoft.com/office/drawing/2014/chartex" xmlns:cx1="http://schemas.microsoft.com/office/drawing/2015/9/8/chartex" xmlns:cx2="http://schemas.microsoft.com/office/drawing/2015/10/21/chartex" xmlns:cx3="http://schemas.microsoft.com/office/drawing/2016/5/9/chartex" xmlns:cx4="http://schemas.microsoft.com/office/drawing/2016/5/10/chartex" xmlns:cx5="http://schemas.microsoft.com/office/drawing/2016/5/11/chartex" xmlns:cx6="http://schemas.microsoft.com/office/drawing/2016/5/12/chartex" xmlns:cx7="http://schemas.microsoft.com/office/drawing/2016/5/13/chartex" xmlns:cx8="http://schemas.microsoft.com/office/drawing/2016/5/14/chartex" xmlns:mc="http://schemas.openxmlformats.org/markup-compatibility/2006" xmlns:aink="http://schemas.microsoft.com/office/drawing/2016/ink" xmlns:am3d="http://schemas.microsoft.com/office/drawing/2017/model3d" xmlns:o="urn:schemas-microsoft-com:office:office" xmlns:oel="http://schemas.microsoft.com/office/2019/extlst" xmlns:r="http://schemas.openxmlformats.org/officeDocument/2006/relationships" xmlns:m="http://schemas.openxmlformats.org/officeDocument/2006/math" xmlns:v="urn:schemas-microsoft-com:vml" xmlns:wp14="http://schemas.microsoft.com/office/word/2010/wordprocessingDrawing" xmlns:wp="http://schemas.openxmlformats.org/drawingml/2006/wordprocessingDrawing" xmlns:w10="urn:schemas-microsoft-com:office:word" xmlns:w="http://schemas.openxmlformats.org/wordprocessingml/2006/main" xmlns:w14="http://schemas.microsoft.com/office/word/2010/wordml" xmlns:w15="http://schemas.microsoft.com/office/word/2012/wordml" xmlns:w16cex="http://schemas.microsoft.com/office/word/2018/wordml/cex" xmlns:w16cid="http://schemas.microsoft.com/office/word/2016/wordml/cid" xmlns:w16="http://schemas.microsoft.com/office/word/2018/wordml" xmlns:w16du="http://schemas.microsoft.com/office/word/2023/wordml/word16du" xmlns:w16sdtdh="http://schemas.microsoft.com/office/word/2020/wordml/sdtdatahash" xmlns:w16sdtfl="http://schemas.microsoft.com/office/word/2024/wordml/sdtformatlock" xmlns:w16se="http://schemas.microsoft.com/office/word/2015/wordml/symex" xmlns:wpg="http://schemas.microsoft.com/office/word/2010/wordprocessingGroup" xmlns:wpi="http://schemas.microsoft.com/office/word/2010/wordprocessingInk" xmlns:wne="http://schemas.microsoft.com/office/word/2006/wordml" xmlns:wps="http://schemas.microsoft.com/office/word/2010/wordprocessingShape" mc:Ignorable="w14 w15 w16se w16cid w16 w16cex w16sdtdh w16sdtfl w16du wp14">
+<w:document xmlns:wpc="http://schemas.microsoft.com/office/word/2010/wordprocessingCanvas" xmlns:cx="http://schemas.microsoft.com/office/drawing/2014/chartex" xmlns:cx1="http://schemas.microsoft.com/office/drawing/2015/9/8/chartex" xmlns:cx2="http://schemas.microsoft.com/office/drawing/2015/10/21/chartex" xmlns:cx3="http://schemas.microsoft.com/office/drawing/2016/5/9/chartex" xmlns:cx4="http://schemas.microsoft.com/office/drawing/2016/5/10/chartex" xmlns:cx5="http://schemas.microsoft.com/office/drawing/2016/5/11/chartex" xmlns:cx6="http://schemas.microsoft.com/office/drawing/2016/5/12/chartex" xmlns:cx7="http://schemas.microsoft.com/office/drawing/2016/5/13/chartex" xmlns:cx8="http://schemas.microsoft.com/office/drawing/2016/5/14/chartex" xmlns:mc="http://schemas.openxmlformats.org/markup-compatibility/2006" xmlns:aink="http://schemas.microsoft.com/office/drawing/2016/ink" xmlns:am3d="http://schemas.microsoft.com/office/drawing/2017/model3d" xmlns:o="urn:schemas-microsoft-com:office:office" xmlns:oel="http://schemas.microsoft.com/office/2019/extlst" xmlns:r="http://schemas.openxmlformats.org/officeDocument/2006/relationships" xmlns:m="http://schemas.openxmlformats.org/officeDocument/2006/math" xmlns:v="urn:schemas-microsoft-com:vml" xmlns:wp14="http://schemas.microsoft.com/office/word/2010/wordprocessingDrawing" xmlns:wp="http://schemas.openxmlformats.org/drawingml/2006/wordprocessingDrawing" xmlns:w10="urn:schemas-microsoft-com:office:word" xmlns:w="http://schemas.openxmlformats.org/wordprocessingml/2006/main" xmlns:w14="http://schemas.microsoft.com/office/word/2010/wordml" xmlns:w15="http://schemas.microsoft.com/office/word/2012/wordml" xmlns:w16cex="http://schemas.microsoft.com/office/word/2018/wordml/cex" xmlns:w16cid="http://schemas.microsoft.com/office/word/2016/wordml/cid" xmlns:w16="http://schemas.microsoft.com/office/word/2018/wordml" xmlns:w16sdtdh="http://schemas.microsoft.com/office/word/2020/wordml/sdtdatahash" xmlns:w16se="http://schemas.microsoft.com/office/word/2015/wordml/symex" xmlns:wpg="http://schemas.microsoft.com/office/word/2010/wordprocessingGroup" xmlns:wpi="http://schemas.microsoft.com/office/word/2010/wordprocessingInk" xmlns:wne="http://schemas.microsoft.com/office/word/2006/wordml" xmlns:wps="http://schemas.microsoft.com/office/word/2010/wordprocessingShape" mc:Ignorable="w14 w15 w16se w16cid w16 w16cex w16sdtdh wp14">
   <w:body>
     <w:p/>
     <w:tbl>
@@ -64,7 +64,7 @@
                 <v:shape id="_x0000_s1026" type="#_x0000_t75" style="position:absolute;left:0;text-align:left;margin-left:93.35pt;margin-top:12.3pt;width:53.5pt;height:65.8pt;z-index:-251658240">
                   <v:imagedata r:id="rId6" o:title=""/>
                 </v:shape>
-                <o:OLEObject Type="Embed" ProgID="CorelDraw.Graphic.24" ShapeID="_x0000_s1026" DrawAspect="Content" ObjectID="_1815500457" r:id="rId7"/>
+                <o:OLEObject Type="Embed" ProgID="CorelDraw.Graphic.24" ShapeID="_x0000_s1026" DrawAspect="Content" ObjectID="_1851237305" r:id="rId7"/>
               </w:object>
             </w:r>
             <w:r>
@@ -1645,21 +1645,21 @@
     <w:tbl>
       <w:tblPr>
         <w:tblStyle w:val="TableGrid"/>
-        <w:tblW w:w="0" w:type="auto"/>
+        <w:tblW w:w="10915" w:type="dxa"/>
         <w:tblLook w:val="04A0" w:firstRow="1" w:lastRow="0" w:firstColumn="1" w:lastColumn="0" w:noHBand="0" w:noVBand="1"/>
       </w:tblPr>
       <w:tblGrid>
         <w:gridCol w:w="746"/>
-        <w:gridCol w:w="3790"/>
-        <w:gridCol w:w="2268"/>
-        <w:gridCol w:w="3969"/>
-        <w:gridCol w:w="17"/>
+        <w:gridCol w:w="3223"/>
+        <w:gridCol w:w="1701"/>
+        <w:gridCol w:w="3402"/>
+        <w:gridCol w:w="1843"/>
       </w:tblGrid>
       <w:tr>
         <w:tc>
           <w:tcPr>
-            <w:tcW w:w="10790" w:type="dxa"/>
-            <w:gridSpan w:val="5"/>
+            <w:tcW w:w="9072" w:type="dxa"/>
+            <w:gridSpan w:val="4"/>
             <w:tcBorders>
               <w:top w:val="nil"/>
               <w:left w:val="nil"/>
@@ -1686,9 +1686,23 @@
                 <w:sz w:val="28"/>
                 <w:szCs w:val="28"/>
               </w:rPr>
-              <w:t xml:space="preserve">THÔNG TIN KÝ GỬI </w:t>
-            </w:r>
-            <w:r>
+              <w:t>THÔNG TIN KÝ GỬI LINH THỜ</w:t>
+            </w:r>
+          </w:p>
+        </w:tc>
+        <w:tc>
+          <w:tcPr>
+            <w:tcW w:w="1843" w:type="dxa"/>
+            <w:tcBorders>
+              <w:top w:val="nil"/>
+              <w:left w:val="nil"/>
+              <w:right w:val="nil"/>
+            </w:tcBorders>
+          </w:tcPr>
+          <w:p>
+            <w:pPr>
+              <w:spacing w:line="360" w:lineRule="auto"/>
+              <w:jc w:val="center"/>
               <w:rPr>
                 <w:rFonts w:ascii="Times New Roman" w:hAnsi="Times New Roman" w:cs="Times New Roman"/>
                 <w:b/>
@@ -1696,16 +1710,11 @@
                 <w:sz w:val="28"/>
                 <w:szCs w:val="28"/>
               </w:rPr>
-              <w:t>LINH THỜ</w:t>
-            </w:r>
+            </w:pPr>
           </w:p>
         </w:tc>
       </w:tr>
       <w:tr>
-        <w:trPr>
-          <w:gridAfter w:val="1"/>
-          <w:wAfter w:w="17" w:type="dxa"/>
-        </w:trPr>
         <w:tc>
           <w:tcPr>
             <w:tcW w:w="746" w:type="dxa"/>
@@ -1736,7 +1745,7 @@
         </w:tc>
         <w:tc>
           <w:tcPr>
-            <w:tcW w:w="3790" w:type="dxa"/>
+            <w:tcW w:w="3223" w:type="dxa"/>
           </w:tcPr>
           <w:p>
             <w:pPr>
@@ -1758,23 +1767,13 @@
                 <w:sz w:val="28"/>
                 <w:szCs w:val="28"/>
               </w:rPr>
-              <w:t xml:space="preserve">Họ Tên </w:t>
-            </w:r>
-            <w:r>
-              <w:rPr>
-                <w:rFonts w:ascii="Times New Roman" w:hAnsi="Times New Roman" w:cs="Times New Roman"/>
-                <w:b/>
-                <w:bCs/>
-                <w:sz w:val="28"/>
-                <w:szCs w:val="28"/>
-              </w:rPr>
-              <w:t>Linh Thờ</w:t>
+              <w:t>Họ Tên Linh Thờ</w:t>
             </w:r>
           </w:p>
         </w:tc>
         <w:tc>
           <w:tcPr>
-            <w:tcW w:w="2268" w:type="dxa"/>
+            <w:tcW w:w="1701" w:type="dxa"/>
           </w:tcPr>
           <w:p>
             <w:pPr>
@@ -1795,33 +1794,13 @@
                 <w:sz w:val="28"/>
                 <w:szCs w:val="28"/>
               </w:rPr>
-              <w:t>Tủ -</w:t>
-            </w:r>
-            <w:r>
-              <w:rPr>
-                <w:rFonts w:ascii="Times New Roman" w:hAnsi="Times New Roman" w:cs="Times New Roman"/>
-                <w:b/>
-                <w:bCs/>
-                <w:sz w:val="28"/>
-                <w:szCs w:val="28"/>
-              </w:rPr>
-              <w:t xml:space="preserve"> </w:t>
-            </w:r>
-            <w:r>
-              <w:rPr>
-                <w:rFonts w:ascii="Times New Roman" w:hAnsi="Times New Roman" w:cs="Times New Roman"/>
-                <w:b/>
-                <w:bCs/>
-                <w:sz w:val="28"/>
-                <w:szCs w:val="28"/>
-              </w:rPr>
-              <w:t>Dãy</w:t>
+              <w:t>Tủ - Dãy</w:t>
             </w:r>
           </w:p>
         </w:tc>
         <w:tc>
           <w:tcPr>
-            <w:tcW w:w="3969" w:type="dxa"/>
+            <w:tcW w:w="3402" w:type="dxa"/>
           </w:tcPr>
           <w:p>
             <w:pPr>
@@ -1844,6 +1823,34 @@
                 <w:szCs w:val="28"/>
               </w:rPr>
               <w:t>Thời Hạn</w:t>
+            </w:r>
+          </w:p>
+        </w:tc>
+        <w:tc>
+          <w:tcPr>
+            <w:tcW w:w="1843" w:type="dxa"/>
+          </w:tcPr>
+          <w:p>
+            <w:pPr>
+              <w:spacing w:line="360" w:lineRule="auto"/>
+              <w:jc w:val="center"/>
+              <w:rPr>
+                <w:rFonts w:ascii="Times New Roman" w:hAnsi="Times New Roman" w:cs="Times New Roman"/>
+                <w:b/>
+                <w:bCs/>
+                <w:sz w:val="28"/>
+                <w:szCs w:val="28"/>
+              </w:rPr>
+            </w:pPr>
+            <w:r>
+              <w:rPr>
+                <w:rFonts w:ascii="Times New Roman" w:hAnsi="Times New Roman" w:cs="Times New Roman"/>
+                <w:b/>
+                <w:bCs/>
+                <w:sz w:val="28"/>
+                <w:szCs w:val="28"/>
+              </w:rPr>
+              <w:t>Mã Linh Thờ</w:t>
             </w:r>
           </w:p>
         </w:tc>
@@ -1870,16 +1877,12 @@
               </w:rPr>
               <w:id w:val="219863524"/>
               <w:placeholder>
-                <w:docPart w:val="592A948B5D17439BAF602DA065C59415"/>
+                <w:docPart w:val="584F0748D1A542618D0A71BEADD9BDCB"/>
               </w:placeholder>
               <w15:repeatingSectionItem/>
             </w:sdtPr>
             <w:sdtContent>
               <w:tr>
-                <w:trPr>
-                  <w:gridAfter w:val="1"/>
-                  <w:wAfter w:w="17" w:type="dxa"/>
-                </w:trPr>
                 <w:tc>
                   <w:tcPr>
                     <w:tcW w:w="746" w:type="dxa"/>
@@ -1904,7 +1907,7 @@
                         <w:tag w:val="STT"/>
                         <w:id w:val="429482348"/>
                         <w:placeholder>
-                          <w:docPart w:val="37A8319D7B9E4EC4B3284078BF5E898B"/>
+                          <w:docPart w:val="A80BD7523ED14D068D46E605CD2B7BB9"/>
                         </w:placeholder>
                       </w:sdtPr>
                       <w:sdtContent>
@@ -1922,7 +1925,7 @@
                 </w:tc>
                 <w:tc>
                   <w:tcPr>
-                    <w:tcW w:w="3790" w:type="dxa"/>
+                    <w:tcW w:w="3223" w:type="dxa"/>
                   </w:tcPr>
                   <w:p>
                     <w:pPr>
@@ -1944,7 +1947,7 @@
                         <w:tag w:val="HoTenCot"/>
                         <w:id w:val="-166558920"/>
                         <w:placeholder>
-                          <w:docPart w:val="75E1B54003834EB79B5AB952EB5FBE50"/>
+                          <w:docPart w:val="579077FCACFE45729DA3F56D9C7D28B8"/>
                         </w:placeholder>
                       </w:sdtPr>
                       <w:sdtContent>
@@ -1954,15 +1957,7 @@
                             <w:sz w:val="28"/>
                             <w:szCs w:val="28"/>
                           </w:rPr>
-                          <w:t>HoTen</w:t>
-                        </w:r>
-                        <w:r>
-                          <w:rPr>
-                            <w:rFonts w:ascii="Times New Roman" w:hAnsi="Times New Roman" w:cs="Times New Roman"/>
-                            <w:sz w:val="28"/>
-                            <w:szCs w:val="28"/>
-                          </w:rPr>
-                          <w:t>Cot</w:t>
+                          <w:t>HoTenCot</w:t>
                         </w:r>
                       </w:sdtContent>
                     </w:sdt>
@@ -1970,7 +1965,7 @@
                 </w:tc>
                 <w:tc>
                   <w:tcPr>
-                    <w:tcW w:w="2268" w:type="dxa"/>
+                    <w:tcW w:w="1701" w:type="dxa"/>
                   </w:tcPr>
                   <w:p>
                     <w:pPr>
@@ -1992,7 +1987,7 @@
                         <w:tag w:val="ViTri"/>
                         <w:id w:val="1299658194"/>
                         <w:placeholder>
-                          <w:docPart w:val="D39D1C8F5EBF49EEBD039C8EB7EB1681"/>
+                          <w:docPart w:val="1E0BAABBB63B415DA3754FA0EC7B7487"/>
                         </w:placeholder>
                       </w:sdtPr>
                       <w:sdtContent>
@@ -2010,7 +2005,7 @@
                 </w:tc>
                 <w:tc>
                   <w:tcPr>
-                    <w:tcW w:w="3969" w:type="dxa"/>
+                    <w:tcW w:w="3402" w:type="dxa"/>
                   </w:tcPr>
                   <w:p>
                     <w:pPr>
@@ -2032,7 +2027,7 @@
                         <w:tag w:val="ThoiHan"/>
                         <w:id w:val="502703387"/>
                         <w:placeholder>
-                          <w:docPart w:val="6B9584581B944049883A2BAD7D82A3A5"/>
+                          <w:docPart w:val="7CB91EBD6E564E178B9E78F68D3E7C83"/>
                         </w:placeholder>
                       </w:sdtPr>
                       <w:sdtContent>
@@ -2048,6 +2043,94 @@
                     </w:sdt>
                   </w:p>
                 </w:tc>
+                <w:sdt>
+                  <w:sdtPr>
+                    <w:rPr>
+                      <w:rFonts w:ascii="Times New Roman" w:hAnsi="Times New Roman" w:cs="Times New Roman"/>
+                      <w:sz w:val="28"/>
+                      <w:szCs w:val="28"/>
+                    </w:rPr>
+                    <w:alias w:val="QRCodeHinh"/>
+                    <w:tag w:val="QRCodeHinh"/>
+                    <w:id w:val="721949705"/>
+                    <w:showingPlcHdr/>
+                    <w:picture/>
+                  </w:sdtPr>
+                  <w:sdtContent>
+                    <w:tc>
+                      <w:tcPr>
+                        <w:tcW w:w="1843" w:type="dxa"/>
+                      </w:tcPr>
+                      <w:p>
+                        <w:pPr>
+                          <w:spacing w:line="360" w:lineRule="auto"/>
+                          <w:jc w:val="center"/>
+                          <w:rPr>
+                            <w:rFonts w:ascii="Times New Roman" w:hAnsi="Times New Roman" w:cs="Times New Roman"/>
+                            <w:sz w:val="28"/>
+                            <w:szCs w:val="28"/>
+                          </w:rPr>
+                        </w:pPr>
+                        <w:r>
+                          <w:rPr>
+                            <w:rFonts w:ascii="Times New Roman" w:hAnsi="Times New Roman" w:cs="Times New Roman"/>
+                            <w:noProof/>
+                            <w:sz w:val="28"/>
+                            <w:szCs w:val="28"/>
+                          </w:rPr>
+                          <w:drawing>
+                            <wp:inline distT="0" distB="0" distL="0" distR="0" wp14:anchorId="4AD626A5" wp14:editId="56CB06D1">
+                              <wp:extent cx="647700" cy="647700"/>
+                              <wp:effectExtent l="0" t="0" r="0" b="0"/>
+                              <wp:docPr id="2" name="Picture 2"/>
+                              <wp:cNvGraphicFramePr>
+                                <a:graphicFrameLocks xmlns:a="http://schemas.openxmlformats.org/drawingml/2006/main" noChangeAspect="1"/>
+                              </wp:cNvGraphicFramePr>
+                              <a:graphic xmlns:a="http://schemas.openxmlformats.org/drawingml/2006/main">
+                                <a:graphicData uri="http://schemas.openxmlformats.org/drawingml/2006/picture">
+                                  <pic:pic xmlns:pic="http://schemas.openxmlformats.org/drawingml/2006/picture">
+                                    <pic:nvPicPr>
+                                      <pic:cNvPr id="0" name="Picture 2"/>
+                                      <pic:cNvPicPr>
+                                        <a:picLocks noChangeAspect="1" noChangeArrowheads="1"/>
+                                      </pic:cNvPicPr>
+                                    </pic:nvPicPr>
+                                    <pic:blipFill>
+                                      <a:blip r:embed="rId9" cstate="print">
+                                        <a:extLst>
+                                          <a:ext uri="{28A0092B-C50C-407E-A947-70E740481C1C}">
+                                            <a14:useLocalDpi xmlns:a14="http://schemas.microsoft.com/office/drawing/2010/main" val="0"/>
+                                          </a:ext>
+                                        </a:extLst>
+                                      </a:blip>
+                                      <a:srcRect/>
+                                      <a:stretch>
+                                        <a:fillRect/>
+                                      </a:stretch>
+                                    </pic:blipFill>
+                                    <pic:spPr bwMode="auto">
+                                      <a:xfrm>
+                                        <a:off x="0" y="0"/>
+                                        <a:ext cx="647700" cy="647700"/>
+                                      </a:xfrm>
+                                      <a:prstGeom prst="rect">
+                                        <a:avLst/>
+                                      </a:prstGeom>
+                                      <a:noFill/>
+                                      <a:ln>
+                                        <a:noFill/>
+                                      </a:ln>
+                                    </pic:spPr>
+                                  </pic:pic>
+                                </a:graphicData>
+                              </a:graphic>
+                            </wp:inline>
+                          </w:drawing>
+                        </w:r>
+                      </w:p>
+                    </w:tc>
+                  </w:sdtContent>
+                </w:sdt>
               </w:tr>
             </w:sdtContent>
           </w:sdt>
@@ -2084,7 +2167,7 @@
 </file>
 
 <file path=word/numbering.xml><?xml version="1.0" encoding="utf-8"?>
-<w:numbering xmlns:wpc="http://schemas.microsoft.com/office/word/2010/wordprocessingCanvas" xmlns:cx="http://schemas.microsoft.com/office/drawing/2014/chartex" xmlns:cx1="http://schemas.microsoft.com/office/drawing/2015/9/8/chartex" xmlns:cx2="http://schemas.microsoft.com/office/drawing/2015/10/21/chartex" xmlns:cx3="http://schemas.microsoft.com/office/drawing/2016/5/9/chartex" xmlns:cx4="http://schemas.microsoft.com/office/drawing/2016/5/10/chartex" xmlns:cx5="http://schemas.microsoft.com/office/drawing/2016/5/11/chartex" xmlns:cx6="http://schemas.microsoft.com/office/drawing/2016/5/12/chartex" xmlns:cx7="http://schemas.microsoft.com/office/drawing/2016/5/13/chartex" xmlns:cx8="http://schemas.microsoft.com/office/drawing/2016/5/14/chartex" xmlns:mc="http://schemas.openxmlformats.org/markup-compatibility/2006" xmlns:aink="http://schemas.microsoft.com/office/drawing/2016/ink" xmlns:am3d="http://schemas.microsoft.com/office/drawing/2017/model3d" xmlns:o="urn:schemas-microsoft-com:office:office" xmlns:oel="http://schemas.microsoft.com/office/2019/extlst" xmlns:r="http://schemas.openxmlformats.org/officeDocument/2006/relationships" xmlns:m="http://schemas.openxmlformats.org/officeDocument/2006/math" xmlns:v="urn:schemas-microsoft-com:vml" xmlns:wp14="http://schemas.microsoft.com/office/word/2010/wordprocessingDrawing" xmlns:wp="http://schemas.openxmlformats.org/drawingml/2006/wordprocessingDrawing" xmlns:w10="urn:schemas-microsoft-com:office:word" xmlns:w="http://schemas.openxmlformats.org/wordprocessingml/2006/main" xmlns:w14="http://schemas.microsoft.com/office/word/2010/wordml" xmlns:w15="http://schemas.microsoft.com/office/word/2012/wordml" xmlns:w16cex="http://schemas.microsoft.com/office/word/2018/wordml/cex" xmlns:w16cid="http://schemas.microsoft.com/office/word/2016/wordml/cid" xmlns:w16="http://schemas.microsoft.com/office/word/2018/wordml" xmlns:w16du="http://schemas.microsoft.com/office/word/2023/wordml/word16du" xmlns:w16sdtdh="http://schemas.microsoft.com/office/word/2020/wordml/sdtdatahash" xmlns:w16sdtfl="http://schemas.microsoft.com/office/word/2024/wordml/sdtformatlock" xmlns:w16se="http://schemas.microsoft.com/office/word/2015/wordml/symex" xmlns:wpg="http://schemas.microsoft.com/office/word/2010/wordprocessingGroup" xmlns:wpi="http://schemas.microsoft.com/office/word/2010/wordprocessingInk" xmlns:wne="http://schemas.microsoft.com/office/word/2006/wordml" xmlns:wps="http://schemas.microsoft.com/office/word/2010/wordprocessingShape" mc:Ignorable="w14 w15 w16se w16cid w16 w16cex w16sdtdh w16sdtfl w16du wp14">
+<w:numbering xmlns:wpc="http://schemas.microsoft.com/office/word/2010/wordprocessingCanvas" xmlns:cx="http://schemas.microsoft.com/office/drawing/2014/chartex" xmlns:cx1="http://schemas.microsoft.com/office/drawing/2015/9/8/chartex" xmlns:cx2="http://schemas.microsoft.com/office/drawing/2015/10/21/chartex" xmlns:cx3="http://schemas.microsoft.com/office/drawing/2016/5/9/chartex" xmlns:cx4="http://schemas.microsoft.com/office/drawing/2016/5/10/chartex" xmlns:cx5="http://schemas.microsoft.com/office/drawing/2016/5/11/chartex" xmlns:cx6="http://schemas.microsoft.com/office/drawing/2016/5/12/chartex" xmlns:cx7="http://schemas.microsoft.com/office/drawing/2016/5/13/chartex" xmlns:cx8="http://schemas.microsoft.com/office/drawing/2016/5/14/chartex" xmlns:mc="http://schemas.openxmlformats.org/markup-compatibility/2006" xmlns:aink="http://schemas.microsoft.com/office/drawing/2016/ink" xmlns:am3d="http://schemas.microsoft.com/office/drawing/2017/model3d" xmlns:o="urn:schemas-microsoft-com:office:office" xmlns:oel="http://schemas.microsoft.com/office/2019/extlst" xmlns:r="http://schemas.openxmlformats.org/officeDocument/2006/relationships" xmlns:m="http://schemas.openxmlformats.org/officeDocument/2006/math" xmlns:v="urn:schemas-microsoft-com:vml" xmlns:wp14="http://schemas.microsoft.com/office/word/2010/wordprocessingDrawing" xmlns:wp="http://schemas.openxmlformats.org/drawingml/2006/wordprocessingDrawing" xmlns:w10="urn:schemas-microsoft-com:office:word" xmlns:w="http://schemas.openxmlformats.org/wordprocessingml/2006/main" xmlns:w14="http://schemas.microsoft.com/office/word/2010/wordml" xmlns:w15="http://schemas.microsoft.com/office/word/2012/wordml" xmlns:w16cex="http://schemas.microsoft.com/office/word/2018/wordml/cex" xmlns:w16cid="http://schemas.microsoft.com/office/word/2016/wordml/cid" xmlns:w16="http://schemas.microsoft.com/office/word/2018/wordml" xmlns:w16sdtdh="http://schemas.microsoft.com/office/word/2020/wordml/sdtdatahash" xmlns:w16se="http://schemas.microsoft.com/office/word/2015/wordml/symex" xmlns:wpg="http://schemas.microsoft.com/office/word/2010/wordprocessingGroup" xmlns:wpi="http://schemas.microsoft.com/office/word/2010/wordprocessingInk" xmlns:wne="http://schemas.microsoft.com/office/word/2006/wordml" xmlns:wps="http://schemas.microsoft.com/office/word/2010/wordprocessingShape" mc:Ignorable="w14 w15 w16se w16cid w16 w16cex w16sdtdh wp14">
   <w:abstractNum w:abstractNumId="0" w15:restartNumberingAfterBreak="0">
     <w:nsid w:val="1D904E65"/>
     <w:multiLevelType w:val="hybridMultilevel"/>
@@ -2204,7 +2287,7 @@
 </file>
 
 <file path=word/styles.xml><?xml version="1.0" encoding="utf-8"?>
-<w:styles xmlns:mc="http://schemas.openxmlformats.org/markup-compatibility/2006" xmlns:r="http://schemas.openxmlformats.org/officeDocument/2006/relationships" xmlns:w="http://schemas.openxmlformats.org/wordprocessingml/2006/main" xmlns:w14="http://schemas.microsoft.com/office/word/2010/wordml" xmlns:w15="http://schemas.microsoft.com/office/word/2012/wordml" xmlns:w16cex="http://schemas.microsoft.com/office/word/2018/wordml/cex" xmlns:w16cid="http://schemas.microsoft.com/office/word/2016/wordml/cid" xmlns:w16="http://schemas.microsoft.com/office/word/2018/wordml" xmlns:w16du="http://schemas.microsoft.com/office/word/2023/wordml/word16du" xmlns:w16sdtdh="http://schemas.microsoft.com/office/word/2020/wordml/sdtdatahash" xmlns:w16sdtfl="http://schemas.microsoft.com/office/word/2024/wordml/sdtformatlock" xmlns:w16se="http://schemas.microsoft.com/office/word/2015/wordml/symex" mc:Ignorable="w14 w15 w16se w16cid w16 w16cex w16sdtdh w16sdtfl w16du">
+<w:styles xmlns:mc="http://schemas.openxmlformats.org/markup-compatibility/2006" xmlns:r="http://schemas.openxmlformats.org/officeDocument/2006/relationships" xmlns:w="http://schemas.openxmlformats.org/wordprocessingml/2006/main" xmlns:w14="http://schemas.microsoft.com/office/word/2010/wordml" xmlns:w15="http://schemas.microsoft.com/office/word/2012/wordml" xmlns:w16cex="http://schemas.microsoft.com/office/word/2018/wordml/cex" xmlns:w16cid="http://schemas.microsoft.com/office/word/2016/wordml/cid" xmlns:w16="http://schemas.microsoft.com/office/word/2018/wordml" xmlns:w16sdtdh="http://schemas.microsoft.com/office/word/2020/wordml/sdtdatahash" xmlns:w16se="http://schemas.microsoft.com/office/word/2015/wordml/symex" mc:Ignorable="w14 w15 w16se w16cid w16 w16cex w16sdtdh">
   <w:docDefaults>
     <w:rPrDefault>
       <w:rPr>
@@ -3222,7 +3305,7 @@
 </file>
 
 <file path=word/glossary/document.xml><?xml version="1.0" encoding="utf-8"?>
-<w:glossaryDocument xmlns:wpc="http://schemas.microsoft.com/office/word/2010/wordprocessingCanvas" xmlns:cx="http://schemas.microsoft.com/office/drawing/2014/chartex" xmlns:cx1="http://schemas.microsoft.com/office/drawing/2015/9/8/chartex" xmlns:cx2="http://schemas.microsoft.com/office/drawing/2015/10/21/chartex" xmlns:cx3="http://schemas.microsoft.com/office/drawing/2016/5/9/chartex" xmlns:cx4="http://schemas.microsoft.com/office/drawing/2016/5/10/chartex" xmlns:cx5="http://schemas.microsoft.com/office/drawing/2016/5/11/chartex" xmlns:cx6="http://schemas.microsoft.com/office/drawing/2016/5/12/chartex" xmlns:cx7="http://schemas.microsoft.com/office/drawing/2016/5/13/chartex" xmlns:cx8="http://schemas.microsoft.com/office/drawing/2016/5/14/chartex" xmlns:mc="http://schemas.openxmlformats.org/markup-compatibility/2006" xmlns:aink="http://schemas.microsoft.com/office/drawing/2016/ink" xmlns:am3d="http://schemas.microsoft.com/office/drawing/2017/model3d" xmlns:o="urn:schemas-microsoft-com:office:office" xmlns:oel="http://schemas.microsoft.com/office/2019/extlst" xmlns:r="http://schemas.openxmlformats.org/officeDocument/2006/relationships" xmlns:m="http://schemas.openxmlformats.org/officeDocument/2006/math" xmlns:v="urn:schemas-microsoft-com:vml" xmlns:wp14="http://schemas.microsoft.com/office/word/2010/wordprocessingDrawing" xmlns:wp="http://schemas.openxmlformats.org/drawingml/2006/wordprocessingDrawing" xmlns:w10="urn:schemas-microsoft-com:office:word" xmlns:w="http://schemas.openxmlformats.org/wordprocessingml/2006/main" xmlns:w14="http://schemas.microsoft.com/office/word/2010/wordml" xmlns:w15="http://schemas.microsoft.com/office/word/2012/wordml" xmlns:w16cex="http://schemas.microsoft.com/office/word/2018/wordml/cex" xmlns:w16cid="http://schemas.microsoft.com/office/word/2016/wordml/cid" xmlns:w16="http://schemas.microsoft.com/office/word/2018/wordml" xmlns:w16du="http://schemas.microsoft.com/office/word/2023/wordml/word16du" xmlns:w16sdtdh="http://schemas.microsoft.com/office/word/2020/wordml/sdtdatahash" xmlns:w16sdtfl="http://schemas.microsoft.com/office/word/2024/wordml/sdtformatlock" xmlns:w16se="http://schemas.microsoft.com/office/word/2015/wordml/symex" xmlns:wpg="http://schemas.microsoft.com/office/word/2010/wordprocessingGroup" xmlns:wpi="http://schemas.microsoft.com/office/word/2010/wordprocessingInk" xmlns:wne="http://schemas.microsoft.com/office/word/2006/wordml" xmlns:wps="http://schemas.microsoft.com/office/word/2010/wordprocessingShape" mc:Ignorable="w14 w15 w16se w16cid w16 w16cex w16sdtdh w16sdtfl w16du wp14">
+<w:glossaryDocument xmlns:wpc="http://schemas.microsoft.com/office/word/2010/wordprocessingCanvas" xmlns:cx="http://schemas.microsoft.com/office/drawing/2014/chartex" xmlns:cx1="http://schemas.microsoft.com/office/drawing/2015/9/8/chartex" xmlns:cx2="http://schemas.microsoft.com/office/drawing/2015/10/21/chartex" xmlns:cx3="http://schemas.microsoft.com/office/drawing/2016/5/9/chartex" xmlns:cx4="http://schemas.microsoft.com/office/drawing/2016/5/10/chartex" xmlns:cx5="http://schemas.microsoft.com/office/drawing/2016/5/11/chartex" xmlns:cx6="http://schemas.microsoft.com/office/drawing/2016/5/12/chartex" xmlns:cx7="http://schemas.microsoft.com/office/drawing/2016/5/13/chartex" xmlns:cx8="http://schemas.microsoft.com/office/drawing/2016/5/14/chartex" xmlns:mc="http://schemas.openxmlformats.org/markup-compatibility/2006" xmlns:aink="http://schemas.microsoft.com/office/drawing/2016/ink" xmlns:am3d="http://schemas.microsoft.com/office/drawing/2017/model3d" xmlns:o="urn:schemas-microsoft-com:office:office" xmlns:oel="http://schemas.microsoft.com/office/2019/extlst" xmlns:r="http://schemas.openxmlformats.org/officeDocument/2006/relationships" xmlns:m="http://schemas.openxmlformats.org/officeDocument/2006/math" xmlns:v="urn:schemas-microsoft-com:vml" xmlns:wp14="http://schemas.microsoft.com/office/word/2010/wordprocessingDrawing" xmlns:wp="http://schemas.openxmlformats.org/drawingml/2006/wordprocessingDrawing" xmlns:w10="urn:schemas-microsoft-com:office:word" xmlns:w="http://schemas.openxmlformats.org/wordprocessingml/2006/main" xmlns:w14="http://schemas.microsoft.com/office/word/2010/wordml" xmlns:w15="http://schemas.microsoft.com/office/word/2012/wordml" xmlns:w16cex="http://schemas.microsoft.com/office/word/2018/wordml/cex" xmlns:w16cid="http://schemas.microsoft.com/office/word/2016/wordml/cid" xmlns:w16="http://schemas.microsoft.com/office/word/2018/wordml" xmlns:w16sdtdh="http://schemas.microsoft.com/office/word/2020/wordml/sdtdatahash" xmlns:w16se="http://schemas.microsoft.com/office/word/2015/wordml/symex" xmlns:wpg="http://schemas.microsoft.com/office/word/2010/wordprocessingGroup" xmlns:wpi="http://schemas.microsoft.com/office/word/2010/wordprocessingInk" xmlns:wne="http://schemas.microsoft.com/office/word/2006/wordml" xmlns:wps="http://schemas.microsoft.com/office/word/2010/wordprocessingShape" mc:Ignorable="w14 w15 w16se w16cid w16 w16cex w16sdtdh wp14">
   <w:docParts>
     <w:docPart>
       <w:docPartPr>
@@ -3285,7 +3368,7 @@
     </w:docPart>
     <w:docPart>
       <w:docPartPr>
-        <w:name w:val="592A948B5D17439BAF602DA065C59415"/>
+        <w:name w:val="584F0748D1A542618D0A71BEADD9BDCB"/>
         <w:category>
           <w:name w:val="General"/>
           <w:gallery w:val="placeholder"/>
@@ -3296,12 +3379,12 @@
         <w:behaviors>
           <w:behavior w:val="content"/>
         </w:behaviors>
-        <w:guid w:val="{06D78C20-4B67-47D1-8029-D1B479AA07F3}"/>
+        <w:guid w:val="{93E7627E-7187-443E-9AAC-14D12B376F79}"/>
       </w:docPartPr>
       <w:docPartBody>
         <w:p>
           <w:pPr>
-            <w:pStyle w:val="592A948B5D17439BAF602DA065C59415"/>
+            <w:pStyle w:val="584F0748D1A542618D0A71BEADD9BDCB"/>
           </w:pPr>
           <w:r>
             <w:rPr>
@@ -3314,7 +3397,7 @@
     </w:docPart>
     <w:docPart>
       <w:docPartPr>
-        <w:name w:val="37A8319D7B9E4EC4B3284078BF5E898B"/>
+        <w:name w:val="A80BD7523ED14D068D46E605CD2B7BB9"/>
         <w:category>
           <w:name w:val="General"/>
           <w:gallery w:val="placeholder"/>
@@ -3325,12 +3408,12 @@
         <w:behaviors>
           <w:behavior w:val="content"/>
         </w:behaviors>
-        <w:guid w:val="{A2FFC6C1-3BD0-484F-83DB-80BB1DBDD0DE}"/>
+        <w:guid w:val="{44059B84-0C11-4BC1-93D0-41D07E4518E9}"/>
       </w:docPartPr>
       <w:docPartBody>
         <w:p>
           <w:pPr>
-            <w:pStyle w:val="37A8319D7B9E4EC4B3284078BF5E898B"/>
+            <w:pStyle w:val="A80BD7523ED14D068D46E605CD2B7BB9"/>
           </w:pPr>
           <w:r>
             <w:rPr>
@@ -3343,7 +3426,7 @@
     </w:docPart>
     <w:docPart>
       <w:docPartPr>
-        <w:name w:val="75E1B54003834EB79B5AB952EB5FBE50"/>
+        <w:name w:val="579077FCACFE45729DA3F56D9C7D28B8"/>
         <w:category>
           <w:name w:val="General"/>
           <w:gallery w:val="placeholder"/>
@@ -3354,12 +3437,12 @@
         <w:behaviors>
           <w:behavior w:val="content"/>
         </w:behaviors>
-        <w:guid w:val="{73125E88-07C4-4873-8C9E-30497FC58F64}"/>
+        <w:guid w:val="{9982F1DF-4063-4D93-9742-D942336A1394}"/>
       </w:docPartPr>
       <w:docPartBody>
         <w:p>
           <w:pPr>
-            <w:pStyle w:val="75E1B54003834EB79B5AB952EB5FBE50"/>
+            <w:pStyle w:val="579077FCACFE45729DA3F56D9C7D28B8"/>
           </w:pPr>
           <w:r>
             <w:rPr>
@@ -3372,7 +3455,7 @@
     </w:docPart>
     <w:docPart>
       <w:docPartPr>
-        <w:name w:val="D39D1C8F5EBF49EEBD039C8EB7EB1681"/>
+        <w:name w:val="1E0BAABBB63B415DA3754FA0EC7B7487"/>
         <w:category>
           <w:name w:val="General"/>
           <w:gallery w:val="placeholder"/>
@@ -3383,12 +3466,12 @@
         <w:behaviors>
           <w:behavior w:val="content"/>
         </w:behaviors>
-        <w:guid w:val="{57510AF5-5A02-49CB-A0FE-803A1F2C6479}"/>
+        <w:guid w:val="{23DEBBF7-C265-4CBF-986C-3B7827791973}"/>
       </w:docPartPr>
       <w:docPartBody>
         <w:p>
           <w:pPr>
-            <w:pStyle w:val="D39D1C8F5EBF49EEBD039C8EB7EB1681"/>
+            <w:pStyle w:val="1E0BAABBB63B415DA3754FA0EC7B7487"/>
           </w:pPr>
           <w:r>
             <w:rPr>
@@ -3401,7 +3484,7 @@
     </w:docPart>
     <w:docPart>
       <w:docPartPr>
-        <w:name w:val="6B9584581B944049883A2BAD7D82A3A5"/>
+        <w:name w:val="7CB91EBD6E564E178B9E78F68D3E7C83"/>
         <w:category>
           <w:name w:val="General"/>
           <w:gallery w:val="placeholder"/>
@@ -3412,12 +3495,12 @@
         <w:behaviors>
           <w:behavior w:val="content"/>
         </w:behaviors>
-        <w:guid w:val="{7171D165-4FB3-4A09-B2CD-1DCB588CABCA}"/>
+        <w:guid w:val="{A87DD48D-471D-40B1-B614-34730BAB1F75}"/>
       </w:docPartPr>
       <w:docPartBody>
         <w:p>
           <w:pPr>
-            <w:pStyle w:val="6B9584581B944049883A2BAD7D82A3A5"/>
+            <w:pStyle w:val="7CB91EBD6E564E178B9E78F68D3E7C83"/>
           </w:pPr>
           <w:r>
             <w:rPr>
@@ -3433,27 +3516,27 @@
 </file>
 
 <file path=word/glossary/fontTable.xml><?xml version="1.0" encoding="utf-8"?>
-<w:fonts xmlns:mc="http://schemas.openxmlformats.org/markup-compatibility/2006" xmlns:r="http://schemas.openxmlformats.org/officeDocument/2006/relationships" xmlns:w="http://schemas.openxmlformats.org/wordprocessingml/2006/main" xmlns:w14="http://schemas.microsoft.com/office/word/2010/wordml" xmlns:w15="http://schemas.microsoft.com/office/word/2012/wordml" xmlns:w16cex="http://schemas.microsoft.com/office/word/2018/wordml/cex" xmlns:w16cid="http://schemas.microsoft.com/office/word/2016/wordml/cid" xmlns:w16="http://schemas.microsoft.com/office/word/2018/wordml" xmlns:w16du="http://schemas.microsoft.com/office/word/2023/wordml/word16du" xmlns:w16sdtdh="http://schemas.microsoft.com/office/word/2020/wordml/sdtdatahash" xmlns:w16sdtfl="http://schemas.microsoft.com/office/word/2024/wordml/sdtformatlock" xmlns:w16se="http://schemas.microsoft.com/office/word/2015/wordml/symex" mc:Ignorable="w14 w15 w16se w16cid w16 w16cex w16sdtdh w16sdtfl w16du">
+<w:fonts xmlns:mc="http://schemas.openxmlformats.org/markup-compatibility/2006" xmlns:r="http://schemas.openxmlformats.org/officeDocument/2006/relationships" xmlns:w="http://schemas.openxmlformats.org/wordprocessingml/2006/main" xmlns:w14="http://schemas.microsoft.com/office/word/2010/wordml" xmlns:w15="http://schemas.microsoft.com/office/word/2012/wordml" xmlns:w16cex="http://schemas.microsoft.com/office/word/2018/wordml/cex" xmlns:w16cid="http://schemas.microsoft.com/office/word/2016/wordml/cid" xmlns:w16="http://schemas.microsoft.com/office/word/2018/wordml" xmlns:w16sdtdh="http://schemas.microsoft.com/office/word/2020/wordml/sdtdatahash" xmlns:w16se="http://schemas.microsoft.com/office/word/2015/wordml/symex" mc:Ignorable="w14 w15 w16se w16cid w16 w16cex w16sdtdh">
   <w:font w:name="Times New Roman">
     <w:panose1 w:val="02020603050405020304"/>
     <w:charset w:val="00"/>
     <w:family w:val="roman"/>
     <w:pitch w:val="variable"/>
-    <w:sig w:usb0="E0002EFF" w:usb1="C000785B" w:usb2="00000009" w:usb3="00000000" w:csb0="000001FF" w:csb1="00000000"/>
+    <w:sig w:usb0="20002A87" w:usb1="80000000" w:usb2="00000008" w:usb3="00000000" w:csb0="000001FF" w:csb1="00000000"/>
   </w:font>
   <w:font w:name="Calibri">
     <w:panose1 w:val="020F0502020204030204"/>
     <w:charset w:val="00"/>
     <w:family w:val="swiss"/>
     <w:pitch w:val="variable"/>
-    <w:sig w:usb0="E4002EFF" w:usb1="C000247B" w:usb2="00000009" w:usb3="00000000" w:csb0="000001FF" w:csb1="00000000"/>
+    <w:sig w:usb0="A00002EF" w:usb1="4000207B" w:usb2="00000000" w:usb3="00000000" w:csb0="0000009F" w:csb1="00000000"/>
   </w:font>
   <w:font w:name="Courier New">
     <w:panose1 w:val="02070309020205020404"/>
     <w:charset w:val="00"/>
     <w:family w:val="modern"/>
     <w:pitch w:val="fixed"/>
-    <w:sig w:usb0="E0002EFF" w:usb1="C0007843" w:usb2="00000009" w:usb3="00000000" w:csb0="000001FF" w:csb1="00000000"/>
+    <w:sig w:usb0="20002A87" w:usb1="80000000" w:usb2="00000008" w:usb3="00000000" w:csb0="000001FF" w:csb1="00000000"/>
   </w:font>
   <w:font w:name="Wingdings">
     <w:panose1 w:val="05000000000000000000"/>
@@ -3476,11 +3559,23 @@
     <w:pitch w:val="variable"/>
     <w:sig w:usb0="E4002EFF" w:usb1="C000247B" w:usb2="00000009" w:usb3="00000000" w:csb0="000001FF" w:csb1="00000000"/>
   </w:font>
+  <w:font w:name="Aptos">
+    <w:charset w:val="00"/>
+    <w:family w:val="swiss"/>
+    <w:pitch w:val="variable"/>
+    <w:sig w:usb0="20000287" w:usb1="00000003" w:usb2="00000000" w:usb3="00000000" w:csb0="0000019F" w:csb1="00000000"/>
+  </w:font>
+  <w:font w:name="Aptos Display">
+    <w:charset w:val="00"/>
+    <w:family w:val="swiss"/>
+    <w:pitch w:val="variable"/>
+    <w:sig w:usb0="20000287" w:usb1="00000003" w:usb2="00000000" w:usb3="00000000" w:csb0="0000019F" w:csb1="00000000"/>
+  </w:font>
 </w:fonts>
 </file>
 
 <file path=word/glossary/settings.xml><?xml version="1.0" encoding="utf-8"?>
-<w:settings xmlns:mc="http://schemas.openxmlformats.org/markup-compatibility/2006" xmlns:o="urn:schemas-microsoft-com:office:office" xmlns:r="http://schemas.openxmlformats.org/officeDocument/2006/relationships" xmlns:m="http://schemas.openxmlformats.org/officeDocument/2006/math" xmlns:v="urn:schemas-microsoft-com:vml" xmlns:w10="urn:schemas-microsoft-com:office:word" xmlns:w="http://schemas.openxmlformats.org/wordprocessingml/2006/main" xmlns:w14="http://schemas.microsoft.com/office/word/2010/wordml" xmlns:w15="http://schemas.microsoft.com/office/word/2012/wordml" xmlns:w16cex="http://schemas.microsoft.com/office/word/2018/wordml/cex" xmlns:w16cid="http://schemas.microsoft.com/office/word/2016/wordml/cid" xmlns:w16="http://schemas.microsoft.com/office/word/2018/wordml" xmlns:w16du="http://schemas.microsoft.com/office/word/2023/wordml/word16du" xmlns:w16sdtdh="http://schemas.microsoft.com/office/word/2020/wordml/sdtdatahash" xmlns:w16sdtfl="http://schemas.microsoft.com/office/word/2024/wordml/sdtformatlock" xmlns:w16se="http://schemas.microsoft.com/office/word/2015/wordml/symex" xmlns:sl="http://schemas.openxmlformats.org/schemaLibrary/2006/main" mc:Ignorable="w14 w15 w16se w16cid w16 w16cex w16sdtdh w16sdtfl w16du">
+<w:settings xmlns:mc="http://schemas.openxmlformats.org/markup-compatibility/2006" xmlns:o="urn:schemas-microsoft-com:office:office" xmlns:r="http://schemas.openxmlformats.org/officeDocument/2006/relationships" xmlns:m="http://schemas.openxmlformats.org/officeDocument/2006/math" xmlns:v="urn:schemas-microsoft-com:vml" xmlns:w10="urn:schemas-microsoft-com:office:word" xmlns:w="http://schemas.openxmlformats.org/wordprocessingml/2006/main" xmlns:w14="http://schemas.microsoft.com/office/word/2010/wordml" xmlns:w15="http://schemas.microsoft.com/office/word/2012/wordml" xmlns:w16cex="http://schemas.microsoft.com/office/word/2018/wordml/cex" xmlns:w16cid="http://schemas.microsoft.com/office/word/2016/wordml/cid" xmlns:w16="http://schemas.microsoft.com/office/word/2018/wordml" xmlns:w16sdtdh="http://schemas.microsoft.com/office/word/2020/wordml/sdtdatahash" xmlns:w16se="http://schemas.microsoft.com/office/word/2015/wordml/symex" xmlns:sl="http://schemas.openxmlformats.org/schemaLibrary/2006/main" mc:Ignorable="w14 w15 w16se w16cid w16 w16cex w16sdtdh">
   <w:view w:val="normal"/>
   <w:defaultTabStop w:val="720"/>
   <w:characterSpacingControl w:val="doNotCompress"/>
@@ -3495,6 +3590,7 @@
   </w:compat>
   <w:rsids>
     <w:rsidRoot w:val="00940BE1"/>
+    <w:rsid w:val="00053EF5"/>
     <w:rsid w:val="0007700A"/>
     <w:rsid w:val="000A436B"/>
     <w:rsid w:val="000C140C"/>
@@ -3520,6 +3616,7 @@
     <w:rsid w:val="005850D1"/>
     <w:rsid w:val="006131D2"/>
     <w:rsid w:val="006B1218"/>
+    <w:rsid w:val="006D7D00"/>
     <w:rsid w:val="00720D4D"/>
     <w:rsid w:val="0076748C"/>
     <w:rsid w:val="007A06A0"/>
@@ -3538,6 +3635,7 @@
     <w:rsid w:val="00974CEF"/>
     <w:rsid w:val="00A40798"/>
     <w:rsid w:val="00A42330"/>
+    <w:rsid w:val="00A7262E"/>
     <w:rsid w:val="00AA1D73"/>
     <w:rsid w:val="00B1612D"/>
     <w:rsid w:val="00B1737E"/>
@@ -3590,7 +3688,7 @@
 </file>
 
 <file path=word/glossary/styles.xml><?xml version="1.0" encoding="utf-8"?>
-<w:styles xmlns:mc="http://schemas.openxmlformats.org/markup-compatibility/2006" xmlns:r="http://schemas.openxmlformats.org/officeDocument/2006/relationships" xmlns:w="http://schemas.openxmlformats.org/wordprocessingml/2006/main" xmlns:w14="http://schemas.microsoft.com/office/word/2010/wordml" xmlns:w15="http://schemas.microsoft.com/office/word/2012/wordml" xmlns:w16cex="http://schemas.microsoft.com/office/word/2018/wordml/cex" xmlns:w16cid="http://schemas.microsoft.com/office/word/2016/wordml/cid" xmlns:w16="http://schemas.microsoft.com/office/word/2018/wordml" xmlns:w16du="http://schemas.microsoft.com/office/word/2023/wordml/word16du" xmlns:w16sdtdh="http://schemas.microsoft.com/office/word/2020/wordml/sdtdatahash" xmlns:w16sdtfl="http://schemas.microsoft.com/office/word/2024/wordml/sdtformatlock" xmlns:w16se="http://schemas.microsoft.com/office/word/2015/wordml/symex" mc:Ignorable="w14 w15 w16se w16cid w16 w16cex w16sdtdh w16sdtfl w16du">
+<w:styles xmlns:mc="http://schemas.openxmlformats.org/markup-compatibility/2006" xmlns:r="http://schemas.openxmlformats.org/officeDocument/2006/relationships" xmlns:w="http://schemas.openxmlformats.org/wordprocessingml/2006/main" xmlns:w14="http://schemas.microsoft.com/office/word/2010/wordml" xmlns:w15="http://schemas.microsoft.com/office/word/2012/wordml" xmlns:w16cex="http://schemas.microsoft.com/office/word/2018/wordml/cex" xmlns:w16cid="http://schemas.microsoft.com/office/word/2016/wordml/cid" xmlns:w16="http://schemas.microsoft.com/office/word/2018/wordml" xmlns:w16sdtdh="http://schemas.microsoft.com/office/word/2020/wordml/sdtdatahash" xmlns:w16se="http://schemas.microsoft.com/office/word/2015/wordml/symex" mc:Ignorable="w14 w15 w16se w16cid w16 w16cex w16sdtdh">
   <w:docDefaults>
     <w:rPrDefault>
       <w:rPr>
@@ -4022,7 +4120,7 @@
     <w:basedOn w:val="DefaultParagraphFont"/>
     <w:uiPriority w:val="99"/>
     <w:semiHidden/>
-    <w:rsid w:val="0093058A"/>
+    <w:rsid w:val="00A7262E"/>
     <w:rPr>
       <w:color w:val="666666"/>
     </w:rPr>
@@ -4099,11 +4197,31 @@
       <w:rFonts w:eastAsiaTheme="minorHAnsi"/>
     </w:rPr>
   </w:style>
+  <w:style w:type="paragraph" w:customStyle="1" w:styleId="584F0748D1A542618D0A71BEADD9BDCB">
+    <w:name w:val="584F0748D1A542618D0A71BEADD9BDCB"/>
+    <w:rsid w:val="00A7262E"/>
+  </w:style>
+  <w:style w:type="paragraph" w:customStyle="1" w:styleId="A80BD7523ED14D068D46E605CD2B7BB9">
+    <w:name w:val="A80BD7523ED14D068D46E605CD2B7BB9"/>
+    <w:rsid w:val="00A7262E"/>
+  </w:style>
+  <w:style w:type="paragraph" w:customStyle="1" w:styleId="579077FCACFE45729DA3F56D9C7D28B8">
+    <w:name w:val="579077FCACFE45729DA3F56D9C7D28B8"/>
+    <w:rsid w:val="00A7262E"/>
+  </w:style>
+  <w:style w:type="paragraph" w:customStyle="1" w:styleId="1E0BAABBB63B415DA3754FA0EC7B7487">
+    <w:name w:val="1E0BAABBB63B415DA3754FA0EC7B7487"/>
+    <w:rsid w:val="00A7262E"/>
+  </w:style>
+  <w:style w:type="paragraph" w:customStyle="1" w:styleId="7CB91EBD6E564E178B9E78F68D3E7C83">
+    <w:name w:val="7CB91EBD6E564E178B9E78F68D3E7C83"/>
+    <w:rsid w:val="00A7262E"/>
+  </w:style>
 </w:styles>
 </file>
 
 <file path=word/glossary/webSettings.xml><?xml version="1.0" encoding="utf-8"?>
-<w:webSettings xmlns:mc="http://schemas.openxmlformats.org/markup-compatibility/2006" xmlns:r="http://schemas.openxmlformats.org/officeDocument/2006/relationships" xmlns:w="http://schemas.openxmlformats.org/wordprocessingml/2006/main" xmlns:w14="http://schemas.microsoft.com/office/word/2010/wordml" xmlns:w15="http://schemas.microsoft.com/office/word/2012/wordml" xmlns:w16cex="http://schemas.microsoft.com/office/word/2018/wordml/cex" xmlns:w16cid="http://schemas.microsoft.com/office/word/2016/wordml/cid" xmlns:w16="http://schemas.microsoft.com/office/word/2018/wordml" xmlns:w16du="http://schemas.microsoft.com/office/word/2023/wordml/word16du" xmlns:w16sdtdh="http://schemas.microsoft.com/office/word/2020/wordml/sdtdatahash" xmlns:w16sdtfl="http://schemas.microsoft.com/office/word/2024/wordml/sdtformatlock" xmlns:w16se="http://schemas.microsoft.com/office/word/2015/wordml/symex" mc:Ignorable="w14 w15 w16se w16cid w16 w16cex w16sdtdh w16sdtfl w16du">
+<w:webSettings xmlns:mc="http://schemas.openxmlformats.org/markup-compatibility/2006" xmlns:r="http://schemas.openxmlformats.org/officeDocument/2006/relationships" xmlns:w="http://schemas.openxmlformats.org/wordprocessingml/2006/main" xmlns:w14="http://schemas.microsoft.com/office/word/2010/wordml" xmlns:w15="http://schemas.microsoft.com/office/word/2012/wordml" xmlns:w16cex="http://schemas.microsoft.com/office/word/2018/wordml/cex" xmlns:w16cid="http://schemas.microsoft.com/office/word/2016/wordml/cid" xmlns:w16="http://schemas.microsoft.com/office/word/2018/wordml" xmlns:w16sdtdh="http://schemas.microsoft.com/office/word/2020/wordml/sdtdatahash" xmlns:w16se="http://schemas.microsoft.com/office/word/2015/wordml/symex" mc:Ignorable="w14 w15 w16se w16cid w16 w16cex w16sdtdh">
   <w:optimizeForBrowser/>
   <w:allowPNG/>
 </w:webSettings>
